--- a/docs/Narrative-Tracker-User-Guide.docx
+++ b/docs/Narrative-Tracker-User-Guide.docx
@@ -58,7 +58,7 @@
           <w:sz w:val="22"/>
           <w:szCs w:val="22"/>
         </w:rPr>
-        <w:t xml:space="preserve">Version 1.0 — June 2026</w:t>
+        <w:t xml:space="preserve">Version 2.0 — June 2026</w:t>
       </w:r>
     </w:p>
     <w:p>
@@ -71,7 +71,7 @@
           <w:sz w:val="20"/>
           <w:szCs w:val="20"/>
         </w:rPr>
-        <w:t xml:space="preserve">Covers: Telegram bot, alert channel, 8-hour Pulse, web dashboard, paper trading</w:t>
+        <w:t xml:space="preserve">Covers: alerts, 8-hour Pulse, the alpha ledger (scoreboard + stated calls), reversals, web dashboard, paper trading</w:t>
       </w:r>
     </w:p>
     <w:p>
@@ -705,7 +705,7 @@
             </w:tcMar>
           </w:tcPr>
           <w:p>
-            <w:hyperlink w:history="1" r:id="rId4ae1psai4pc7csckaht4a">
+            <w:hyperlink w:history="1" r:id="rIdfo-piez8mbjtomjri1jxm">
               <w:r>
                 <w:rPr>
                   <w:rStyle w:val="Hyperlink"/>
@@ -821,7 +821,7 @@
           <w:sz w:val="22"/>
           <w:szCs w:val="22"/>
         </w:rPr>
-        <w:t xml:space="preserve">. It replies with a cheat sheet. If it says Not authorized, your Telegram user ID must be added to the bot's admin list — see section 11.</w:t>
+        <w:t xml:space="preserve">. It replies with a cheat sheet. If it says Not authorized, your Telegram user ID must be added to the bot's admin list — see section 12.</w:t>
       </w:r>
     </w:p>
     <w:p>
@@ -1754,7 +1754,7 @@
                 <w:sz w:val="21"/>
                 <w:szCs w:val="21"/>
               </w:rPr>
-              <w:t xml:space="preserve">Five sharp, specialized accounts produce better signal than fifty noisy ones. The system's strongest pattern is several independent accounts converging on the same ticker — which only means something if each account is worth listening to. Start small, prune ruthlessly. Each tracked account also consumes data-feed credits (section 11).</w:t>
+              <w:t xml:space="preserve">Five sharp, specialized accounts produce better signal than fifty noisy ones. The system's strongest pattern is several independent accounts converging on the same ticker — which only means something if each account is worth listening to. Start small, prune ruthlessly. Each tracked account also consumes data-feed credits (section 12).</w:t>
             </w:r>
           </w:p>
         </w:tc>
@@ -2818,6 +2818,60 @@
                 <w:sz w:val="21"/>
                 <w:szCs w:val="21"/>
               </w:rPr>
+              <w:t xml:space="preserve">📊 cred 0.71 · n=14</w:t>
+            </w:r>
+          </w:p>
+        </w:tc>
+        <w:tc>
+          <w:tcPr>
+            <w:tcW w:type="dxa" w:w="6960"/>
+            <w:tcBorders>
+              <w:top w:val="single" w:color="CCCCCC" w:sz="1"/>
+              <w:left w:val="single" w:color="CCCCCC" w:sz="1"/>
+              <w:bottom w:val="single" w:color="CCCCCC" w:sz="1"/>
+              <w:right w:val="single" w:color="CCCCCC" w:sz="1"/>
+            </w:tcBorders>
+            <w:tcMar>
+              <w:top w:type="dxa" w:w="80"/>
+              <w:left w:type="dxa" w:w="120"/>
+              <w:bottom w:type="dxa" w:w="80"/>
+              <w:right w:type="dxa" w:w="120"/>
+            </w:tcMar>
+          </w:tcPr>
+          <w:p>
+            <w:r>
+              <w:rPr>
+                <w:sz w:val="21"/>
+                <w:szCs w:val="21"/>
+              </w:rPr>
+              <w:t xml:space="preserve">The author's live, evidence-based credibility and how many graded data points back it — every alert arrives pre-weighted</w:t>
+            </w:r>
+          </w:p>
+        </w:tc>
+      </w:tr>
+      <w:tr>
+        <w:tc>
+          <w:tcPr>
+            <w:tcW w:type="dxa" w:w="2400"/>
+            <w:tcBorders>
+              <w:top w:val="single" w:color="CCCCCC" w:sz="1"/>
+              <w:left w:val="single" w:color="CCCCCC" w:sz="1"/>
+              <w:bottom w:val="single" w:color="CCCCCC" w:sz="1"/>
+              <w:right w:val="single" w:color="CCCCCC" w:sz="1"/>
+            </w:tcBorders>
+            <w:tcMar>
+              <w:top w:type="dxa" w:w="80"/>
+              <w:left w:type="dxa" w:w="120"/>
+              <w:bottom w:type="dxa" w:w="80"/>
+              <w:right w:type="dxa" w:w="120"/>
+            </w:tcMar>
+          </w:tcPr>
+          <w:p>
+            <w:r>
+              <w:rPr>
+                <w:sz w:val="21"/>
+                <w:szCs w:val="21"/>
+              </w:rPr>
               <w:t xml:space="preserve">🔗 Post</w:t>
             </w:r>
           </w:p>
@@ -3167,6 +3221,26 @@
         <w:pStyle w:val="Heading2"/>
       </w:pPr>
       <w:r>
+        <w:t xml:space="preserve">Smart vs crowd</w:t>
+      </w:r>
+    </w:p>
+    <w:p>
+      <w:pPr>
+        <w:spacing w:after="120"/>
+      </w:pPr>
+      <w:r>
+        <w:rPr>
+          <w:sz w:val="22"/>
+          <w:szCs w:val="22"/>
+        </w:rPr>
+        <w:t xml:space="preserve">When proven accounts lean against the rest, a 🧠 section appears showing the gap. It only renders when the disagreement is significant — absence is information too.</w:t>
+      </w:r>
+    </w:p>
+    <w:p>
+      <w:pPr>
+        <w:pStyle w:val="Heading2"/>
+      </w:pPr>
+      <w:r>
         <w:t xml:space="preserve">Chart and fundamentals check</w:t>
       </w:r>
     </w:p>
@@ -3284,7 +3358,7 @@
         </w:rPr>
         <w:t xml:space="preserve">Open </w:t>
       </w:r>
-      <w:hyperlink w:history="1" r:id="rIdaanhzxyonyzblzfoz4ipw">
+      <w:hyperlink w:history="1" r:id="rIda3lwrqkoo24ksupofflex">
         <w:r>
           <w:rPr>
             <w:rStyle w:val="Hyperlink"/>
@@ -3843,7 +3917,412 @@
         <w:pageBreakBefore/>
       </w:pPr>
       <w:r>
-        <w:t xml:space="preserve">9. Bot command cheat sheet</w:t>
+        <w:t xml:space="preserve">9. The alpha ledger: who is actually right?</w:t>
+      </w:r>
+    </w:p>
+    <w:p>
+      <w:pPr>
+        <w:spacing w:after="120"/>
+      </w:pPr>
+      <w:r>
+        <w:rPr>
+          <w:sz w:val="22"/>
+          <w:szCs w:val="22"/>
+        </w:rPr>
+        <w:t xml:space="preserve">Everything in this chapter exists to answer one question with numbers instead of vibes: which of the accounts you follow actually make money, and by how much. It builds itself — every mention and every stated trade gets graded against real price data.</w:t>
+      </w:r>
+    </w:p>
+    <w:p>
+      <w:pPr>
+        <w:pStyle w:val="Heading2"/>
+      </w:pPr>
+      <w:r>
+        <w:t xml:space="preserve">The scoreboard</w:t>
+      </w:r>
+    </w:p>
+    <w:tbl>
+      <w:tblPr>
+        <w:tblW w:type="dxa" w:w="9360"/>
+        <w:tblBorders>
+          <w:top w:val="single" w:color="auto" w:sz="4"/>
+          <w:left w:val="single" w:color="auto" w:sz="4"/>
+          <w:bottom w:val="single" w:color="auto" w:sz="4"/>
+          <w:right w:val="single" w:color="auto" w:sz="4"/>
+          <w:insideH w:val="single" w:color="auto" w:sz="4"/>
+          <w:insideV w:val="single" w:color="auto" w:sz="4"/>
+        </w:tblBorders>
+      </w:tblPr>
+      <w:tblGrid>
+        <w:gridCol w:w="9360"/>
+      </w:tblGrid>
+      <w:tr>
+        <w:tc>
+          <w:tcPr>
+            <w:tcW w:type="dxa" w:w="9360"/>
+            <w:tcBorders>
+              <w:top w:val="single" w:color="CCCCCC" w:sz="1"/>
+              <w:left w:val="single" w:color="CCCCCC" w:sz="1"/>
+              <w:bottom w:val="single" w:color="CCCCCC" w:sz="1"/>
+              <w:right w:val="single" w:color="CCCCCC" w:sz="1"/>
+            </w:tcBorders>
+            <w:shd w:fill="F5F4EE" w:val="clear"/>
+            <w:tcMar>
+              <w:top w:type="dxa" w:w="120"/>
+              <w:left w:type="dxa" w:w="160"/>
+              <w:bottom w:type="dxa" w:w="120"/>
+              <w:right w:type="dxa" w:w="160"/>
+            </w:tcMar>
+          </w:tcPr>
+          <w:p>
+            <w:pPr>
+              <w:spacing w:after="40"/>
+            </w:pPr>
+            <w:r>
+              <w:rPr>
+                <w:rFonts w:ascii="Consolas" w:cs="Consolas" w:eastAsia="Consolas" w:hAnsi="Consolas"/>
+                <w:sz w:val="18"/>
+                <w:szCs w:val="18"/>
+              </w:rPr>
+              <w:t xml:space="preserve">/scoreboard          -&gt; accounts ranked by edge (last 30 days)</w:t>
+            </w:r>
+          </w:p>
+          <w:p>
+            <w:pPr>
+              <w:spacing w:after="40"/>
+            </w:pPr>
+            <w:r>
+              <w:rPr>
+                <w:rFonts w:ascii="Consolas" w:cs="Consolas" w:eastAsia="Consolas" w:hAnsi="Consolas"/>
+                <w:sz w:val="18"/>
+                <w:szCs w:val="18"/>
+              </w:rPr>
+              <w:t xml:space="preserve">/account whale       -&gt; one account's full record</w:t>
+            </w:r>
+          </w:p>
+        </w:tc>
+      </w:tr>
+    </w:tbl>
+    <w:p>
+      <w:pPr>
+        <w:spacing w:after="120"/>
+      </w:pPr>
+      <w:r>
+        <w:rPr>
+          <w:sz w:val="22"/>
+          <w:szCs w:val="22"/>
+        </w:rPr>
+        <w:t xml:space="preserve">The headline number is </w:t>
+      </w:r>
+      <w:r>
+        <w:rPr>
+          <w:b/>
+          <w:bCs/>
+          <w:sz w:val="22"/>
+          <w:szCs w:val="22"/>
+        </w:rPr>
+        <w:t xml:space="preserve">edge</w:t>
+      </w:r>
+      <w:r>
+        <w:rPr>
+          <w:sz w:val="22"/>
+          <w:szCs w:val="22"/>
+        </w:rPr>
+        <w:t xml:space="preserve">: the average move, adjusted against the S&amp;P 500, in the direction the account called, measured 3 trading days after each mention. An account with +1.8% edge on 14 mentions has genuinely been worth following; one with -0.5% is costing you. Accounts with fewer than 3 graded mentions are listed but never ranked — small samples are noise, and the tool says so.</w:t>
+      </w:r>
+    </w:p>
+    <w:p>
+      <w:pPr>
+        <w:spacing w:after="120"/>
+      </w:pPr>
+      <w:r>
+        <w:rPr>
+          <w:sz w:val="22"/>
+          <w:szCs w:val="22"/>
+        </w:rPr>
+        <w:t xml:space="preserve">/account adds the playbook detail: where their edge peaks (act fast vs let it ride), their best and worst symbols, and whether their </w:t>
+      </w:r>
+      <w:r>
+        <w:rPr>
+          <w:b/>
+          <w:bCs/>
+          <w:sz w:val="22"/>
+          <w:szCs w:val="22"/>
+        </w:rPr>
+        <w:t xml:space="preserve">first mention</w:t>
+      </w:r>
+      <w:r>
+        <w:rPr>
+          <w:sz w:val="22"/>
+          <w:szCs w:val="22"/>
+        </w:rPr>
+        <w:t xml:space="preserve"> of a name carries more alpha than their repeats (it usually does).</w:t>
+      </w:r>
+    </w:p>
+    <w:p>
+      <w:pPr>
+        <w:pStyle w:val="Heading2"/>
+      </w:pPr>
+      <w:r>
+        <w:t xml:space="preserve">Stated calls — the receipts</w:t>
+      </w:r>
+    </w:p>
+    <w:p>
+      <w:pPr>
+        <w:spacing w:after="120"/>
+      </w:pPr>
+      <w:r>
+        <w:rPr>
+          <w:sz w:val="22"/>
+          <w:szCs w:val="22"/>
+        </w:rPr>
+        <w:t xml:space="preserve">When an account states an actual trade — "long $X at 12.40, stop 11.80, target 15" — the system records it </w:t>
+      </w:r>
+      <w:r>
+        <w:rPr>
+          <w:b/>
+          <w:bCs/>
+          <w:sz w:val="22"/>
+          <w:szCs w:val="22"/>
+        </w:rPr>
+        <w:t xml:space="preserve">verbatim</w:t>
+      </w:r>
+      <w:r>
+        <w:rPr>
+          <w:sz w:val="22"/>
+          <w:szCs w:val="22"/>
+        </w:rPr>
+        <w:t xml:space="preserve"> and grades it on its own terms: did their stop or their target get hit first? You see a 🎯 message the moment a stated call is detected, and the win rate + average R shows up in /scoreboard. Nobody on fintwit publishes this about themselves.</w:t>
+      </w:r>
+    </w:p>
+    <w:p>
+      <w:pPr>
+        <w:pStyle w:val="Heading2"/>
+      </w:pPr>
+      <w:r>
+        <w:t xml:space="preserve">Reversal alerts</w:t>
+      </w:r>
+    </w:p>
+    <w:tbl>
+      <w:tblPr>
+        <w:tblW w:type="dxa" w:w="9360"/>
+        <w:tblBorders>
+          <w:top w:val="single" w:color="auto" w:sz="4"/>
+          <w:left w:val="single" w:color="auto" w:sz="4"/>
+          <w:bottom w:val="single" w:color="auto" w:sz="4"/>
+          <w:right w:val="single" w:color="auto" w:sz="4"/>
+          <w:insideH w:val="single" w:color="auto" w:sz="4"/>
+          <w:insideV w:val="single" w:color="auto" w:sz="4"/>
+        </w:tblBorders>
+      </w:tblPr>
+      <w:tblGrid>
+        <w:gridCol w:w="9360"/>
+      </w:tblGrid>
+      <w:tr>
+        <w:tc>
+          <w:tcPr>
+            <w:tcW w:type="dxa" w:w="9360"/>
+            <w:tcBorders>
+              <w:top w:val="single" w:color="CCCCCC" w:sz="1"/>
+              <w:left w:val="single" w:color="CCCCCC" w:sz="1"/>
+              <w:bottom w:val="single" w:color="CCCCCC" w:sz="1"/>
+              <w:right w:val="single" w:color="CCCCCC" w:sz="1"/>
+            </w:tcBorders>
+            <w:shd w:fill="F5F4EE" w:val="clear"/>
+            <w:tcMar>
+              <w:top w:type="dxa" w:w="120"/>
+              <w:left w:type="dxa" w:w="160"/>
+              <w:bottom w:type="dxa" w:w="120"/>
+              <w:right w:type="dxa" w:w="160"/>
+            </w:tcMar>
+          </w:tcPr>
+          <w:p>
+            <w:pPr>
+              <w:spacing w:after="40"/>
+            </w:pPr>
+            <w:r>
+              <w:rPr>
+                <w:rFonts w:ascii="Consolas" w:cs="Consolas" w:eastAsia="Consolas" w:hAnsi="Consolas"/>
+                <w:sz w:val="18"/>
+                <w:szCs w:val="18"/>
+              </w:rPr>
+              <w:t xml:space="preserve">🔄 Reversal · $X · @whale</w:t>
+            </w:r>
+          </w:p>
+          <w:p>
+            <w:pPr>
+              <w:spacing w:after="40"/>
+            </w:pPr>
+            <w:r>
+              <w:rPr>
+                <w:rFonts w:ascii="Consolas" w:cs="Consolas" w:eastAsia="Consolas" w:hAnsi="Consolas"/>
+                <w:sz w:val="18"/>
+                <w:szCs w:val="18"/>
+              </w:rPr>
+              <w:t xml:space="preserve">was 🟢 bullish (06-02) -&gt; now 🔴 bearish</w:t>
+            </w:r>
+          </w:p>
+          <w:p>
+            <w:pPr>
+              <w:spacing w:after="40"/>
+            </w:pPr>
+            <w:r>
+              <w:rPr>
+                <w:rFonts w:ascii="Consolas" w:cs="Consolas" w:eastAsia="Consolas" w:hAnsi="Consolas"/>
+                <w:sz w:val="18"/>
+                <w:szCs w:val="18"/>
+              </w:rPr>
+              <w:t xml:space="preserve">⚠️ open stated call: LONG from 12.40 - they may be exiting</w:t>
+            </w:r>
+          </w:p>
+        </w:tc>
+      </w:tr>
+    </w:tbl>
+    <w:p>
+      <w:pPr>
+        <w:spacing w:after="120"/>
+      </w:pPr>
+      <w:r>
+        <w:rPr>
+          <w:sz w:val="22"/>
+          <w:szCs w:val="22"/>
+        </w:rPr>
+        <w:t xml:space="preserve">When an account flips direction on a name — or talks against their own open call — you get a dedicated alert. The people who got everyone in quietly getting out is often the most tradeable message on the timeline.</w:t>
+      </w:r>
+    </w:p>
+    <w:p>
+      <w:pPr>
+        <w:pStyle w:val="Heading2"/>
+      </w:pPr>
+      <w:r>
+        <w:t xml:space="preserve">Smart money vs the crowd</w:t>
+      </w:r>
+    </w:p>
+    <w:p>
+      <w:pPr>
+        <w:spacing w:after="120"/>
+      </w:pPr>
+      <w:r>
+        <w:rPr>
+          <w:sz w:val="22"/>
+          <w:szCs w:val="22"/>
+        </w:rPr>
+        <w:t xml:space="preserve">The dashboard and Pulse flag tickers where high-credibility accounts lean against everyone else. Disagreement between proven accounts and the chorus is one of the cleanest setups social data can surface.</w:t>
+      </w:r>
+    </w:p>
+    <w:p>
+      <w:pPr>
+        <w:pStyle w:val="Heading2"/>
+      </w:pPr>
+      <w:r>
+        <w:t xml:space="preserve">Self-weighting credibility</w:t>
+      </w:r>
+    </w:p>
+    <w:p>
+      <w:pPr>
+        <w:spacing w:after="120"/>
+      </w:pPr>
+      <w:r>
+        <w:rPr>
+          <w:sz w:val="22"/>
+          <w:szCs w:val="22"/>
+        </w:rPr>
+        <w:t xml:space="preserve">All of this feeds back automatically: accounts that keep being right gain weight in every sentiment score, Pulse ranking, and trade signal; accounts that keep missing fade — regardless of the tier you originally assigned. The system gets sharper every week without you touching anything.</w:t>
+      </w:r>
+    </w:p>
+    <w:p>
+      <w:pPr>
+        <w:pStyle w:val="Heading2"/>
+      </w:pPr>
+      <w:r>
+        <w:t xml:space="preserve">The Friday report</w:t>
+      </w:r>
+    </w:p>
+    <w:p>
+      <w:pPr>
+        <w:spacing w:after="120"/>
+      </w:pPr>
+      <w:r>
+        <w:rPr>
+          <w:sz w:val="22"/>
+          <w:szCs w:val="22"/>
+        </w:rPr>
+        <w:t xml:space="preserve">Every Saturday at 5:00 AM Malaysian time (right after the Friday US close), one message recaps the trading week: who was right, every stated call graded with its R, and the week's hottest names.</w:t>
+      </w:r>
+    </w:p>
+    <w:p>
+      <w:pPr>
+        <w:spacing w:after="80"/>
+      </w:pPr>
+    </w:p>
+    <w:tbl>
+      <w:tblPr>
+        <w:tblW w:type="dxa" w:w="9360"/>
+        <w:tblBorders>
+          <w:top w:val="single" w:color="auto" w:sz="4"/>
+          <w:left w:val="single" w:color="auto" w:sz="4"/>
+          <w:bottom w:val="single" w:color="auto" w:sz="4"/>
+          <w:right w:val="single" w:color="auto" w:sz="4"/>
+          <w:insideH w:val="single" w:color="auto" w:sz="4"/>
+          <w:insideV w:val="single" w:color="auto" w:sz="4"/>
+        </w:tblBorders>
+      </w:tblPr>
+      <w:tblGrid>
+        <w:gridCol w:w="9360"/>
+      </w:tblGrid>
+      <w:tr>
+        <w:tc>
+          <w:tcPr>
+            <w:tcW w:type="dxa" w:w="9360"/>
+            <w:tcBorders>
+              <w:top w:val="single" w:color="CCCCCC" w:sz="1"/>
+              <w:left w:val="single" w:color="CCCCCC" w:sz="1"/>
+              <w:bottom w:val="single" w:color="CCCCCC" w:sz="1"/>
+              <w:right w:val="single" w:color="CCCCCC" w:sz="1"/>
+            </w:tcBorders>
+            <w:shd w:fill="FBEFD9" w:val="clear"/>
+            <w:tcMar>
+              <w:top w:type="dxa" w:w="120"/>
+              <w:left w:type="dxa" w:w="160"/>
+              <w:bottom w:type="dxa" w:w="120"/>
+              <w:right w:type="dxa" w:w="160"/>
+            </w:tcMar>
+          </w:tcPr>
+          <w:p>
+            <w:pPr>
+              <w:spacing w:after="60"/>
+            </w:pPr>
+            <w:r>
+              <w:rPr>
+                <w:b/>
+                <w:bCs/>
+                <w:sz w:val="22"/>
+                <w:szCs w:val="22"/>
+              </w:rPr>
+              <w:t xml:space="preserve">Patience disclaimer</w:t>
+            </w:r>
+          </w:p>
+          <w:p>
+            <w:pPr>
+              <w:spacing w:after="0"/>
+            </w:pPr>
+            <w:r>
+              <w:rPr>
+                <w:sz w:val="21"/>
+                <w:szCs w:val="21"/>
+              </w:rPr>
+              <w:t xml:space="preserve">Every number here needs sample size. Hit rates on 3 mentions are astrology — the tool quarantines thin samples for exactly that reason. Give accounts 3-4 weeks of grading before promoting, demoting, or muting anyone.</w:t>
+            </w:r>
+          </w:p>
+        </w:tc>
+      </w:tr>
+    </w:tbl>
+    <w:p>
+      <w:pPr>
+        <w:pStyle w:val="Heading1"/>
+        <w:pageBreakBefore/>
+      </w:pPr>
+      <w:r>
+        <w:t xml:space="preserve">10. Bot command cheat sheet</w:t>
       </w:r>
     </w:p>
     <w:p>
@@ -4522,7 +5001,7 @@
                 <w:szCs w:val="20"/>
                 <w:shd w:fill="F0EEE6" w:val="clear"/>
               </w:rPr>
-              <w:t xml:space="preserve">/status</w:t>
+              <w:t xml:space="preserve">/scoreboard [days]</w:t>
             </w:r>
           </w:p>
         </w:tc>
@@ -4548,7 +5027,7 @@
                 <w:sz w:val="21"/>
                 <w:szCs w:val="21"/>
               </w:rPr>
-              <w:t xml:space="preserve">One-line system health: accounts, pause state, kill switch</w:t>
+              <w:t xml:space="preserve">Accounts ranked by graded edge vs SPY</w:t>
             </w:r>
           </w:p>
         </w:tc>
@@ -4578,7 +5057,7 @@
                 <w:szCs w:val="20"/>
                 <w:shd w:fill="F0EEE6" w:val="clear"/>
               </w:rPr>
-              <w:t xml:space="preserve">/pause</w:t>
+              <w:t xml:space="preserve">/account &lt;handle&gt;</w:t>
             </w:r>
           </w:p>
         </w:tc>
@@ -4604,7 +5083,7 @@
                 <w:sz w:val="21"/>
                 <w:szCs w:val="21"/>
               </w:rPr>
-              <w:t xml:space="preserve">Stop broadcasts (ingestion continues)</w:t>
+              <w:t xml:space="preserve">One account's record: hit rate, edge decay, stated calls</w:t>
             </w:r>
           </w:p>
         </w:tc>
@@ -4634,7 +5113,7 @@
                 <w:szCs w:val="20"/>
                 <w:shd w:fill="F0EEE6" w:val="clear"/>
               </w:rPr>
-              <w:t xml:space="preserve">/pause full</w:t>
+              <w:t xml:space="preserve">/export</w:t>
             </w:r>
           </w:p>
         </w:tc>
@@ -4660,7 +5139,7 @@
                 <w:sz w:val="21"/>
                 <w:szCs w:val="21"/>
               </w:rPr>
-              <w:t xml:space="preserve">Stop broadcasts and ingestion</w:t>
+              <w:t xml:space="preserve">Zip of the ledger (accounts, outcomes, stated calls) as a backup</w:t>
             </w:r>
           </w:p>
         </w:tc>
@@ -4690,7 +5169,7 @@
                 <w:szCs w:val="20"/>
                 <w:shd w:fill="F0EEE6" w:val="clear"/>
               </w:rPr>
-              <w:t xml:space="preserve">/resume</w:t>
+              <w:t xml:space="preserve">/status</w:t>
             </w:r>
           </w:p>
         </w:tc>
@@ -4716,7 +5195,7 @@
                 <w:sz w:val="21"/>
                 <w:szCs w:val="21"/>
               </w:rPr>
-              <w:t xml:space="preserve">Resume after a pause</w:t>
+              <w:t xml:space="preserve">One-line system health: accounts, pause state, kill switch</w:t>
             </w:r>
           </w:p>
         </w:tc>
@@ -4746,7 +5225,7 @@
                 <w:szCs w:val="20"/>
                 <w:shd w:fill="F0EEE6" w:val="clear"/>
               </w:rPr>
-              <w:t xml:space="preserve">/kill</w:t>
+              <w:t xml:space="preserve">/pause</w:t>
             </w:r>
           </w:p>
         </w:tc>
@@ -4772,7 +5251,7 @@
                 <w:sz w:val="21"/>
                 <w:szCs w:val="21"/>
               </w:rPr>
-              <w:t xml:space="preserve">Emergency stop — halts everything, survives restarts</w:t>
+              <w:t xml:space="preserve">Stop broadcasts (ingestion continues)</w:t>
             </w:r>
           </w:p>
         </w:tc>
@@ -4802,7 +5281,7 @@
                 <w:szCs w:val="20"/>
                 <w:shd w:fill="F0EEE6" w:val="clear"/>
               </w:rPr>
-              <w:t xml:space="preserve">/unkill</w:t>
+              <w:t xml:space="preserve">/pause full</w:t>
             </w:r>
           </w:p>
         </w:tc>
@@ -4828,7 +5307,7 @@
                 <w:sz w:val="21"/>
                 <w:szCs w:val="21"/>
               </w:rPr>
-              <w:t xml:space="preserve">Release the emergency stop</w:t>
+              <w:t xml:space="preserve">Stop broadcasts and ingestion</w:t>
             </w:r>
           </w:p>
         </w:tc>
@@ -4858,6 +5337,174 @@
                 <w:szCs w:val="20"/>
                 <w:shd w:fill="F0EEE6" w:val="clear"/>
               </w:rPr>
+              <w:t xml:space="preserve">/resume</w:t>
+            </w:r>
+          </w:p>
+        </w:tc>
+        <w:tc>
+          <w:tcPr>
+            <w:tcW w:type="dxa" w:w="6260"/>
+            <w:tcBorders>
+              <w:top w:val="single" w:color="CCCCCC" w:sz="1"/>
+              <w:left w:val="single" w:color="CCCCCC" w:sz="1"/>
+              <w:bottom w:val="single" w:color="CCCCCC" w:sz="1"/>
+              <w:right w:val="single" w:color="CCCCCC" w:sz="1"/>
+            </w:tcBorders>
+            <w:tcMar>
+              <w:top w:type="dxa" w:w="80"/>
+              <w:left w:type="dxa" w:w="120"/>
+              <w:bottom w:type="dxa" w:w="80"/>
+              <w:right w:type="dxa" w:w="120"/>
+            </w:tcMar>
+          </w:tcPr>
+          <w:p>
+            <w:r>
+              <w:rPr>
+                <w:sz w:val="21"/>
+                <w:szCs w:val="21"/>
+              </w:rPr>
+              <w:t xml:space="preserve">Resume after a pause</w:t>
+            </w:r>
+          </w:p>
+        </w:tc>
+      </w:tr>
+      <w:tr>
+        <w:tc>
+          <w:tcPr>
+            <w:tcW w:type="dxa" w:w="3100"/>
+            <w:tcBorders>
+              <w:top w:val="single" w:color="CCCCCC" w:sz="1"/>
+              <w:left w:val="single" w:color="CCCCCC" w:sz="1"/>
+              <w:bottom w:val="single" w:color="CCCCCC" w:sz="1"/>
+              <w:right w:val="single" w:color="CCCCCC" w:sz="1"/>
+            </w:tcBorders>
+            <w:tcMar>
+              <w:top w:type="dxa" w:w="80"/>
+              <w:left w:type="dxa" w:w="120"/>
+              <w:bottom w:type="dxa" w:w="80"/>
+              <w:right w:type="dxa" w:w="120"/>
+            </w:tcMar>
+          </w:tcPr>
+          <w:p>
+            <w:r>
+              <w:rPr>
+                <w:rFonts w:ascii="Consolas" w:cs="Consolas" w:eastAsia="Consolas" w:hAnsi="Consolas"/>
+                <w:sz w:val="20"/>
+                <w:szCs w:val="20"/>
+                <w:shd w:fill="F0EEE6" w:val="clear"/>
+              </w:rPr>
+              <w:t xml:space="preserve">/kill</w:t>
+            </w:r>
+          </w:p>
+        </w:tc>
+        <w:tc>
+          <w:tcPr>
+            <w:tcW w:type="dxa" w:w="6260"/>
+            <w:tcBorders>
+              <w:top w:val="single" w:color="CCCCCC" w:sz="1"/>
+              <w:left w:val="single" w:color="CCCCCC" w:sz="1"/>
+              <w:bottom w:val="single" w:color="CCCCCC" w:sz="1"/>
+              <w:right w:val="single" w:color="CCCCCC" w:sz="1"/>
+            </w:tcBorders>
+            <w:tcMar>
+              <w:top w:type="dxa" w:w="80"/>
+              <w:left w:type="dxa" w:w="120"/>
+              <w:bottom w:type="dxa" w:w="80"/>
+              <w:right w:type="dxa" w:w="120"/>
+            </w:tcMar>
+          </w:tcPr>
+          <w:p>
+            <w:r>
+              <w:rPr>
+                <w:sz w:val="21"/>
+                <w:szCs w:val="21"/>
+              </w:rPr>
+              <w:t xml:space="preserve">Emergency stop — halts everything, survives restarts</w:t>
+            </w:r>
+          </w:p>
+        </w:tc>
+      </w:tr>
+      <w:tr>
+        <w:tc>
+          <w:tcPr>
+            <w:tcW w:type="dxa" w:w="3100"/>
+            <w:tcBorders>
+              <w:top w:val="single" w:color="CCCCCC" w:sz="1"/>
+              <w:left w:val="single" w:color="CCCCCC" w:sz="1"/>
+              <w:bottom w:val="single" w:color="CCCCCC" w:sz="1"/>
+              <w:right w:val="single" w:color="CCCCCC" w:sz="1"/>
+            </w:tcBorders>
+            <w:tcMar>
+              <w:top w:type="dxa" w:w="80"/>
+              <w:left w:type="dxa" w:w="120"/>
+              <w:bottom w:type="dxa" w:w="80"/>
+              <w:right w:type="dxa" w:w="120"/>
+            </w:tcMar>
+          </w:tcPr>
+          <w:p>
+            <w:r>
+              <w:rPr>
+                <w:rFonts w:ascii="Consolas" w:cs="Consolas" w:eastAsia="Consolas" w:hAnsi="Consolas"/>
+                <w:sz w:val="20"/>
+                <w:szCs w:val="20"/>
+                <w:shd w:fill="F0EEE6" w:val="clear"/>
+              </w:rPr>
+              <w:t xml:space="preserve">/unkill</w:t>
+            </w:r>
+          </w:p>
+        </w:tc>
+        <w:tc>
+          <w:tcPr>
+            <w:tcW w:type="dxa" w:w="6260"/>
+            <w:tcBorders>
+              <w:top w:val="single" w:color="CCCCCC" w:sz="1"/>
+              <w:left w:val="single" w:color="CCCCCC" w:sz="1"/>
+              <w:bottom w:val="single" w:color="CCCCCC" w:sz="1"/>
+              <w:right w:val="single" w:color="CCCCCC" w:sz="1"/>
+            </w:tcBorders>
+            <w:tcMar>
+              <w:top w:type="dxa" w:w="80"/>
+              <w:left w:type="dxa" w:w="120"/>
+              <w:bottom w:type="dxa" w:w="80"/>
+              <w:right w:type="dxa" w:w="120"/>
+            </w:tcMar>
+          </w:tcPr>
+          <w:p>
+            <w:r>
+              <w:rPr>
+                <w:sz w:val="21"/>
+                <w:szCs w:val="21"/>
+              </w:rPr>
+              <w:t xml:space="preserve">Release the emergency stop</w:t>
+            </w:r>
+          </w:p>
+        </w:tc>
+      </w:tr>
+      <w:tr>
+        <w:tc>
+          <w:tcPr>
+            <w:tcW w:type="dxa" w:w="3100"/>
+            <w:tcBorders>
+              <w:top w:val="single" w:color="CCCCCC" w:sz="1"/>
+              <w:left w:val="single" w:color="CCCCCC" w:sz="1"/>
+              <w:bottom w:val="single" w:color="CCCCCC" w:sz="1"/>
+              <w:right w:val="single" w:color="CCCCCC" w:sz="1"/>
+            </w:tcBorders>
+            <w:tcMar>
+              <w:top w:type="dxa" w:w="80"/>
+              <w:left w:type="dxa" w:w="120"/>
+              <w:bottom w:type="dxa" w:w="80"/>
+              <w:right w:type="dxa" w:w="120"/>
+            </w:tcMar>
+          </w:tcPr>
+          <w:p>
+            <w:r>
+              <w:rPr>
+                <w:rFonts w:ascii="Consolas" w:cs="Consolas" w:eastAsia="Consolas" w:hAnsi="Consolas"/>
+                <w:sz w:val="20"/>
+                <w:szCs w:val="20"/>
+                <w:shd w:fill="F0EEE6" w:val="clear"/>
+              </w:rPr>
               <w:t xml:space="preserve">/help</w:t>
             </w:r>
           </w:p>
@@ -4896,7 +5543,7 @@
         <w:pageBreakBefore/>
       </w:pPr>
       <w:r>
-        <w:t xml:space="preserve">10. Safety rails</w:t>
+        <w:t xml:space="preserve">11. Safety rails</w:t>
       </w:r>
     </w:p>
     <w:p>
@@ -5047,7 +5694,7 @@
         <w:pageBreakBefore/>
       </w:pPr>
       <w:r>
-        <w:t xml:space="preserve">11. The services behind it (and what they cost)</w:t>
+        <w:t xml:space="preserve">12. The services behind it (and what they cost)</w:t>
       </w:r>
     </w:p>
     <w:p>
@@ -5462,7 +6109,7 @@
                 <w:sz w:val="21"/>
                 <w:szCs w:val="21"/>
               </w:rPr>
-              <w:t xml:space="preserve">Stance reading, relevance filtering, Pulse writing</w:t>
+              <w:t xml:space="preserve">Stance, relevance filtering, stated-call extraction, chart-screenshot reading, Pulse writing</w:t>
             </w:r>
           </w:p>
         </w:tc>
@@ -5959,7 +6606,7 @@
         <w:pageBreakBefore/>
       </w:pPr>
       <w:r>
-        <w:t xml:space="preserve">12. Troubleshooting and FAQ</w:t>
+        <w:t xml:space="preserve">13. Troubleshooting and FAQ</w:t>
       </w:r>
     </w:p>
     <w:p>
@@ -6119,7 +6766,7 @@
           <w:sz w:val="22"/>
           <w:szCs w:val="22"/>
         </w:rPr>
-        <w:t xml:space="preserve">Your Telegram user ID is not on the admin list. See section 11, Adding another admin.</w:t>
+        <w:t xml:space="preserve">Your Telegram user ID is not on the admin list. See section 12, Adding another admin.</w:t>
       </w:r>
     </w:p>
     <w:p>
@@ -6240,7 +6887,7 @@
         <w:pageBreakBefore/>
       </w:pPr>
       <w:r>
-        <w:t xml:space="preserve">13. Glossary</w:t>
+        <w:t xml:space="preserve">14. Glossary</w:t>
       </w:r>
     </w:p>
     <w:tbl>
